--- a/app/src/main/assets/template.docx
+++ b/app/src/main/assets/template.docx
@@ -665,12 +665,12 @@
         </w:tblCellMar>
       </w:tblPr>
       <w:tblGrid>
-        <w:gridCol w:w="10426"/>
+        <w:gridCol w:w="10092"/>
       </w:tblGrid>
       <w:tr>
         <w:tc>
           <w:tcPr>
-            <w:tcW w:type="dxa" w:w="10426"/>
+            <w:tcW w:type="dxa" w:w="10092"/>
             <w:shd w:val="clear" w:fill="EDF1F7"/>
             <w:tcBorders>
               <w:top w:val="none" w:sz="0" w:space="0"/>
@@ -755,13 +755,282 @@
       </w:r>
     </w:p>
     <w:sectPr>
-      <w:pgSz w:w="12240" w:h="15840"/>
-      <w:pgMar w:top="624" w:right="907" w:bottom="567" w:left="907" w:header="720" w:footer="720" w:gutter="0"/>
+      <w:headerReference w:type="first" r:id="rId9"/>
+      <w:headerReference w:type="default" r:id="rId10"/>
+      <w:footerReference w:type="first" r:id="rId11"/>
+      <w:footerReference w:type="default" r:id="rId12"/>
+      <w:pgSz w:w="11906" w:h="16838"/>
+      <w:pgMar w:top="624" w:right="907" w:bottom="567" w:left="907" w:header="340" w:footer="340" w:gutter="0"/>
       <w:cols w:space="720"/>
+      <w:titlePg/>
       <w:docGrid w:linePitch="360"/>
     </w:sectPr>
   </w:body>
 </w:document>
+</file>
+
+<file path=word/footer1.xml><?xml version="1.0" encoding="utf-8"?>
+<w:ftr xmlns:m="http://schemas.openxmlformats.org/officeDocument/2006/math" xmlns:mc="http://schemas.openxmlformats.org/markup-compatibility/2006" xmlns:mo="http://schemas.microsoft.com/office/mac/office/2008/main" xmlns:mv="urn:schemas-microsoft-com:mac:vml" xmlns:o="urn:schemas-microsoft-com:office:office" xmlns:r="http://schemas.openxmlformats.org/officeDocument/2006/relationships" xmlns:v="urn:schemas-microsoft-com:vml" xmlns:w10="urn:schemas-microsoft-com:office:word" xmlns:w14="http://schemas.microsoft.com/office/word/2010/wordml" xmlns:w="http://schemas.openxmlformats.org/wordprocessingml/2006/main" xmlns:wne="http://schemas.microsoft.com/office/word/2006/wordml" xmlns:wp14="http://schemas.microsoft.com/office/word/2010/wordprocessingDrawing" xmlns:wp="http://schemas.openxmlformats.org/drawingml/2006/wordprocessingDrawing" xmlns:wpc="http://schemas.microsoft.com/office/word/2010/wordprocessingCanvas" xmlns:wpg="http://schemas.microsoft.com/office/word/2010/wordprocessingGroup" xmlns:wpi="http://schemas.microsoft.com/office/word/2010/wordprocessingInk" xmlns:wps="http://schemas.microsoft.com/office/word/2010/wordprocessingShape" mc:Ignorable="w14 wp14">
+  <w:p>
+    <w:pPr>
+      <w:pStyle w:val="Footer"/>
+      <w:spacing w:before="0"/>
+      <w:jc w:val="right"/>
+    </w:pPr>
+    <w:r>
+      <w:rPr>
+        <w:rFonts w:ascii="Arial" w:hAnsi="Arial"/>
+        <w:b w:val="0"/>
+        <w:i w:val="0"/>
+        <w:color w:val="595959"/>
+        <w:sz w:val="15"/>
+      </w:rPr>
+      <w:t xml:space="preserve">Σελίδα </w:t>
+    </w:r>
+    <w:r>
+      <w:rPr>
+        <w:rFonts w:ascii="Arial" w:hAnsi="Arial"/>
+        <w:sz w:val="15"/>
+        <w:color w:val="595959"/>
+      </w:rPr>
+      <w:fldChar w:fldCharType="begin"/>
+    </w:r>
+    <w:r>
+      <w:rPr>
+        <w:rFonts w:ascii="Arial" w:hAnsi="Arial"/>
+        <w:sz w:val="15"/>
+        <w:color w:val="595959"/>
+      </w:rPr>
+      <w:instrText xml:space="preserve"> PAGE </w:instrText>
+    </w:r>
+    <w:r>
+      <w:rPr>
+        <w:rFonts w:ascii="Arial" w:hAnsi="Arial"/>
+        <w:sz w:val="15"/>
+        <w:color w:val="595959"/>
+      </w:rPr>
+      <w:fldChar w:fldCharType="separate"/>
+    </w:r>
+    <w:r>
+      <w:rPr>
+        <w:rFonts w:ascii="Arial" w:hAnsi="Arial"/>
+        <w:sz w:val="15"/>
+        <w:color w:val="595959"/>
+      </w:rPr>
+      <w:t>1</w:t>
+    </w:r>
+    <w:r>
+      <w:rPr>
+        <w:rFonts w:ascii="Arial" w:hAnsi="Arial"/>
+        <w:sz w:val="15"/>
+        <w:color w:val="595959"/>
+      </w:rPr>
+      <w:fldChar w:fldCharType="end"/>
+    </w:r>
+    <w:r>
+      <w:rPr>
+        <w:rFonts w:ascii="Arial" w:hAnsi="Arial"/>
+        <w:b w:val="0"/>
+        <w:i w:val="0"/>
+        <w:color w:val="595959"/>
+        <w:sz w:val="15"/>
+      </w:rPr>
+      <w:t xml:space="preserve"> από </w:t>
+    </w:r>
+    <w:r>
+      <w:rPr>
+        <w:rFonts w:ascii="Arial" w:hAnsi="Arial"/>
+        <w:sz w:val="15"/>
+        <w:color w:val="595959"/>
+      </w:rPr>
+      <w:fldChar w:fldCharType="begin"/>
+    </w:r>
+    <w:r>
+      <w:rPr>
+        <w:rFonts w:ascii="Arial" w:hAnsi="Arial"/>
+        <w:sz w:val="15"/>
+        <w:color w:val="595959"/>
+      </w:rPr>
+      <w:instrText xml:space="preserve"> NUMPAGES </w:instrText>
+    </w:r>
+    <w:r>
+      <w:rPr>
+        <w:rFonts w:ascii="Arial" w:hAnsi="Arial"/>
+        <w:sz w:val="15"/>
+        <w:color w:val="595959"/>
+      </w:rPr>
+      <w:fldChar w:fldCharType="separate"/>
+    </w:r>
+    <w:r>
+      <w:rPr>
+        <w:rFonts w:ascii="Arial" w:hAnsi="Arial"/>
+        <w:sz w:val="15"/>
+        <w:color w:val="595959"/>
+      </w:rPr>
+      <w:t>1</w:t>
+    </w:r>
+    <w:r>
+      <w:rPr>
+        <w:rFonts w:ascii="Arial" w:hAnsi="Arial"/>
+        <w:sz w:val="15"/>
+        <w:color w:val="595959"/>
+      </w:rPr>
+      <w:fldChar w:fldCharType="end"/>
+    </w:r>
+  </w:p>
+</w:ftr>
+</file>
+
+<file path=word/footer2.xml><?xml version="1.0" encoding="utf-8"?>
+<w:ftr xmlns:m="http://schemas.openxmlformats.org/officeDocument/2006/math" xmlns:mc="http://schemas.openxmlformats.org/markup-compatibility/2006" xmlns:mo="http://schemas.microsoft.com/office/mac/office/2008/main" xmlns:mv="urn:schemas-microsoft-com:mac:vml" xmlns:o="urn:schemas-microsoft-com:office:office" xmlns:r="http://schemas.openxmlformats.org/officeDocument/2006/relationships" xmlns:v="urn:schemas-microsoft-com:vml" xmlns:w10="urn:schemas-microsoft-com:office:word" xmlns:w14="http://schemas.microsoft.com/office/word/2010/wordml" xmlns:w="http://schemas.openxmlformats.org/wordprocessingml/2006/main" xmlns:wne="http://schemas.microsoft.com/office/word/2006/wordml" xmlns:wp14="http://schemas.microsoft.com/office/word/2010/wordprocessingDrawing" xmlns:wp="http://schemas.openxmlformats.org/drawingml/2006/wordprocessingDrawing" xmlns:wpc="http://schemas.microsoft.com/office/word/2010/wordprocessingCanvas" xmlns:wpg="http://schemas.microsoft.com/office/word/2010/wordprocessingGroup" xmlns:wpi="http://schemas.microsoft.com/office/word/2010/wordprocessingInk" xmlns:wps="http://schemas.microsoft.com/office/word/2010/wordprocessingShape" mc:Ignorable="w14 wp14">
+  <w:p>
+    <w:pPr>
+      <w:pStyle w:val="Footer"/>
+      <w:spacing w:before="0"/>
+      <w:jc w:val="right"/>
+    </w:pPr>
+    <w:r>
+      <w:rPr>
+        <w:rFonts w:ascii="Arial" w:hAnsi="Arial"/>
+        <w:b w:val="0"/>
+        <w:i w:val="0"/>
+        <w:color w:val="595959"/>
+        <w:sz w:val="15"/>
+      </w:rPr>
+      <w:t xml:space="preserve">Σελίδα </w:t>
+    </w:r>
+    <w:r>
+      <w:rPr>
+        <w:rFonts w:ascii="Arial" w:hAnsi="Arial"/>
+        <w:sz w:val="15"/>
+        <w:color w:val="595959"/>
+      </w:rPr>
+      <w:fldChar w:fldCharType="begin"/>
+    </w:r>
+    <w:r>
+      <w:rPr>
+        <w:rFonts w:ascii="Arial" w:hAnsi="Arial"/>
+        <w:sz w:val="15"/>
+        <w:color w:val="595959"/>
+      </w:rPr>
+      <w:instrText xml:space="preserve"> PAGE </w:instrText>
+    </w:r>
+    <w:r>
+      <w:rPr>
+        <w:rFonts w:ascii="Arial" w:hAnsi="Arial"/>
+        <w:sz w:val="15"/>
+        <w:color w:val="595959"/>
+      </w:rPr>
+      <w:fldChar w:fldCharType="separate"/>
+    </w:r>
+    <w:r>
+      <w:rPr>
+        <w:rFonts w:ascii="Arial" w:hAnsi="Arial"/>
+        <w:sz w:val="15"/>
+        <w:color w:val="595959"/>
+      </w:rPr>
+      <w:t>1</w:t>
+    </w:r>
+    <w:r>
+      <w:rPr>
+        <w:rFonts w:ascii="Arial" w:hAnsi="Arial"/>
+        <w:sz w:val="15"/>
+        <w:color w:val="595959"/>
+      </w:rPr>
+      <w:fldChar w:fldCharType="end"/>
+    </w:r>
+    <w:r>
+      <w:rPr>
+        <w:rFonts w:ascii="Arial" w:hAnsi="Arial"/>
+        <w:b w:val="0"/>
+        <w:i w:val="0"/>
+        <w:color w:val="595959"/>
+        <w:sz w:val="15"/>
+      </w:rPr>
+      <w:t xml:space="preserve"> από </w:t>
+    </w:r>
+    <w:r>
+      <w:rPr>
+        <w:rFonts w:ascii="Arial" w:hAnsi="Arial"/>
+        <w:sz w:val="15"/>
+        <w:color w:val="595959"/>
+      </w:rPr>
+      <w:fldChar w:fldCharType="begin"/>
+    </w:r>
+    <w:r>
+      <w:rPr>
+        <w:rFonts w:ascii="Arial" w:hAnsi="Arial"/>
+        <w:sz w:val="15"/>
+        <w:color w:val="595959"/>
+      </w:rPr>
+      <w:instrText xml:space="preserve"> NUMPAGES </w:instrText>
+    </w:r>
+    <w:r>
+      <w:rPr>
+        <w:rFonts w:ascii="Arial" w:hAnsi="Arial"/>
+        <w:sz w:val="15"/>
+        <w:color w:val="595959"/>
+      </w:rPr>
+      <w:fldChar w:fldCharType="separate"/>
+    </w:r>
+    <w:r>
+      <w:rPr>
+        <w:rFonts w:ascii="Arial" w:hAnsi="Arial"/>
+        <w:sz w:val="15"/>
+        <w:color w:val="595959"/>
+      </w:rPr>
+      <w:t>1</w:t>
+    </w:r>
+    <w:r>
+      <w:rPr>
+        <w:rFonts w:ascii="Arial" w:hAnsi="Arial"/>
+        <w:sz w:val="15"/>
+        <w:color w:val="595959"/>
+      </w:rPr>
+      <w:fldChar w:fldCharType="end"/>
+    </w:r>
+  </w:p>
+</w:ftr>
+</file>
+
+<file path=word/header1.xml><?xml version="1.0" encoding="utf-8"?>
+<w:hdr xmlns:m="http://schemas.openxmlformats.org/officeDocument/2006/math" xmlns:mc="http://schemas.openxmlformats.org/markup-compatibility/2006" xmlns:mo="http://schemas.microsoft.com/office/mac/office/2008/main" xmlns:mv="urn:schemas-microsoft-com:mac:vml" xmlns:o="urn:schemas-microsoft-com:office:office" xmlns:r="http://schemas.openxmlformats.org/officeDocument/2006/relationships" xmlns:v="urn:schemas-microsoft-com:vml" xmlns:w10="urn:schemas-microsoft-com:office:word" xmlns:w14="http://schemas.microsoft.com/office/word/2010/wordml" xmlns:w="http://schemas.openxmlformats.org/wordprocessingml/2006/main" xmlns:wne="http://schemas.microsoft.com/office/word/2006/wordml" xmlns:wp14="http://schemas.microsoft.com/office/word/2010/wordprocessingDrawing" xmlns:wp="http://schemas.openxmlformats.org/drawingml/2006/wordprocessingDrawing" xmlns:wpc="http://schemas.microsoft.com/office/word/2010/wordprocessingCanvas" xmlns:wpg="http://schemas.microsoft.com/office/word/2010/wordprocessingGroup" xmlns:wpi="http://schemas.microsoft.com/office/word/2010/wordprocessingInk" xmlns:wps="http://schemas.microsoft.com/office/word/2010/wordprocessingShape" mc:Ignorable="w14 wp14">
+  <w:p>
+    <w:pPr>
+      <w:pStyle w:val="Header"/>
+      <w:spacing w:after="0"/>
+    </w:pPr>
+    <w:r>
+      <w:rPr>
+        <w:rFonts w:ascii="Arial" w:hAnsi="Arial"/>
+        <w:b w:val="0"/>
+        <w:i w:val="0"/>
+        <w:sz w:val="2"/>
+      </w:rPr>
+      <w:t xml:space="preserve"> </w:t>
+    </w:r>
+  </w:p>
+</w:hdr>
+</file>
+
+<file path=word/header2.xml><?xml version="1.0" encoding="utf-8"?>
+<w:hdr xmlns:m="http://schemas.openxmlformats.org/officeDocument/2006/math" xmlns:mc="http://schemas.openxmlformats.org/markup-compatibility/2006" xmlns:mo="http://schemas.microsoft.com/office/mac/office/2008/main" xmlns:mv="urn:schemas-microsoft-com:mac:vml" xmlns:o="urn:schemas-microsoft-com:office:office" xmlns:r="http://schemas.openxmlformats.org/officeDocument/2006/relationships" xmlns:v="urn:schemas-microsoft-com:vml" xmlns:w10="urn:schemas-microsoft-com:office:word" xmlns:w14="http://schemas.microsoft.com/office/word/2010/wordml" xmlns:w="http://schemas.openxmlformats.org/wordprocessingml/2006/main" xmlns:wne="http://schemas.microsoft.com/office/word/2006/wordml" xmlns:wp14="http://schemas.microsoft.com/office/word/2010/wordprocessingDrawing" xmlns:wp="http://schemas.openxmlformats.org/drawingml/2006/wordprocessingDrawing" xmlns:wpc="http://schemas.microsoft.com/office/word/2010/wordprocessingCanvas" xmlns:wpg="http://schemas.microsoft.com/office/word/2010/wordprocessingGroup" xmlns:wpi="http://schemas.microsoft.com/office/word/2010/wordprocessingInk" xmlns:wps="http://schemas.microsoft.com/office/word/2010/wordprocessingShape" mc:Ignorable="w14 wp14">
+  <w:p>
+    <w:pPr>
+      <w:pStyle w:val="Header"/>
+      <w:spacing w:after="680"/>
+    </w:pPr>
+    <w:r>
+      <w:rPr>
+        <w:rFonts w:ascii="Arial" w:hAnsi="Arial"/>
+        <w:b w:val="0"/>
+        <w:i w:val="0"/>
+        <w:sz w:val="2"/>
+      </w:rPr>
+      <w:t xml:space="preserve"> </w:t>
+    </w:r>
+  </w:p>
+</w:hdr>
 </file>
 
 <file path=word/numbering.xml><?xml version="1.0" encoding="utf-8"?>
